--- a/resume/resume.docx
+++ b/resume/resume.docx
@@ -83,7 +83,7 @@
         <w:t xml:space="preserve">Primary author of both generations of the fleet's core REST API </w:t>
       </w:r>
       <w:r>
-        <w:t xml:space="preserve">- 58% of v1, which still serves most of the fleet, and 78% of v2, which serves the first two tenants - owning the multi-tenant auth, data-access and Oracle CCS (OAuth 2.0) integration patterns both generations share.</w:t>
+        <w:t xml:space="preserve">- 58% of v1, which serves all seven launched tenants, and 78% of v2, in production for the first tenant ahead of its cutover - owning the multi-tenant auth, data-access and Oracle CCS (OAuth 2.0) integration patterns both generations share.</w:t>
       </w:r>
     </w:p>
     <w:p>
@@ -191,7 +191,7 @@
         <w:t xml:space="preserve">Own and operate the multi-tenant portal infrastructure as sole platform engineer </w:t>
       </w:r>
       <w:r>
-        <w:t xml:space="preserve">- ~$110K/year of AWS across the 7-tenant production and test fleet - with CI/CD (Bitbucket Pipelines), Datadog / CloudWatch observability, on-call incident response, and cost-attribution tooling (Cost Explorer API) driving right-sizing, shared-ALB, and Fargate-Spot savings.</w:t>
+        <w:t xml:space="preserve">- the 7-tenant production and test fleet - with CI/CD (Bitbucket Pipelines), Datadog / CloudWatch observability, on-call incident response, and cost-attribution tooling (Cost Explorer API) driving right-sizing, shared-ALB, and Fargate-Spot savings.</w:t>
       </w:r>
     </w:p>
     <w:p>

--- a/resume/resume.docx
+++ b/resume/resume.docx
@@ -33,7 +33,7 @@
     </w:p>
     <w:p>
       <w:r>
-        <w:t xml:space="preserve">Staff Software Engineer - I build the platform other engineers ship on. 8+ years in software, 5+ on AWS, ~3 leading a multi-tenant SaaS platform: primary author (93%) of the Terraform control-plane the fleet is migrating onto, primary author of both generations of the core REST API behind 7 utility client portals (58% of v1, 78% of v2), and its operator - CI/CD, observability, on-call, cost.</w:t>
+        <w:t xml:space="preserve">Staff Software Engineer - I build the platform other engineers ship on. 8+ years in software, 5+ on AWS, ~3 leading a multi-tenant SaaS platform: primary author (93%) of the Terraform control-plane the fleet is migrating onto, primary author of the core REST API behind 7 live utility client portals (58% of the v1 serving them today) and of its v2 successor (78%), now in production for the first tenant ahead of its cutover - and its operator: CI/CD, observability, on-call, cost.</w:t>
       </w:r>
     </w:p>
     <w:p>
@@ -60,7 +60,12 @@
         <w:t xml:space="preserve">ESC Partners / HometownHUB</w:t>
       </w:r>
       <w:r>
-        <w:t xml:space="preserve"> - New York, USA (Remote) | Sep 2025 - Present</w:t>
+        <w:t xml:space="preserve"> - New York, USA (Remote), contract | May 2023 - Present</w:t>
+      </w:r>
+    </w:p>
+    <w:p>
+      <w:r>
+        <w:t xml:space="preserve">Staff Software Engineer, Platform &amp; Product | Sep 2025 - Present</w:t>
       </w:r>
     </w:p>
     <w:p>
@@ -152,10 +157,10 @@
         <w:rPr>
           <w:b/>
         </w:rPr>
-        <w:t xml:space="preserve">Built an automated batch pipeline </w:t>
-      </w:r>
-      <w:r>
-        <w:t xml:space="preserve">syncing multi-account customers between Oracle CCS and Invoice Cloud in 5K-record batches - idempotency checks, error tracking, and automated success/failure email reporting.</w:t>
+        <w:t xml:space="preserve">Own the reconciliation between two systems of record </w:t>
+      </w:r>
+      <w:r>
+        <w:t xml:space="preserve">- a detection-only CCS/Invoice Cloud reconciler running four times daily in production as a scheduled Lambda, with per-tenant population queries, pre-flight link checks returning a reasoned verdict, and split-identity healing; it replaced the batch sync I built and retired.</w:t>
       </w:r>
     </w:p>
     <w:p>
@@ -264,7 +269,7 @@
         <w:t xml:space="preserve">Nmblr - Biopharma Strategy &amp; Collaboration Platform</w:t>
       </w:r>
       <w:r>
-        <w:t xml:space="preserve"> - London, UK (Remote) | Mar 2024 - Present</w:t>
+        <w:t xml:space="preserve"> - London, UK (Remote), contract | Mar 2024 - Present</w:t>
       </w:r>
     </w:p>
     <w:p>
@@ -426,7 +431,7 @@
         </w:numPr>
       </w:pPr>
       <w:r>
-        <w:t xml:space="preserve">Full-stack web development for studio and commerce clients (React, Node.js).</w:t>
+        <w:t xml:space="preserve">Full-stack web development for studio and commerce clients (React, Node.js), deployed and operated on AWS Elastic Beanstalk.</w:t>
       </w:r>
     </w:p>
     <w:p>
@@ -470,7 +475,7 @@
         <w:t xml:space="preserve">Cloud &amp; Infra: </w:t>
       </w:r>
       <w:r>
-        <w:t xml:space="preserve">AWS - ECS Fargate, CloudFront, Cognito, RDS, ElastiCache, KMS, Secrets Manager, WAFv2, SES, S3, Route 53, VPC, ALB, Elastic Beanstalk, Terraform, Docker, Kubernetes, Linux, OpenSearch</w:t>
+        <w:t xml:space="preserve">AWS - ECS Fargate, CloudFront, Cognito, ElastiCache, KMS, Secrets Manager, WAFv2, SES, S3, Route 53, VPC, ALB, IAM, Elastic Beanstalk, Terraform, Docker, Linux</w:t>
       </w:r>
     </w:p>
     <w:p>
@@ -492,7 +497,7 @@
         <w:t xml:space="preserve">AI on the Platform: </w:t>
       </w:r>
       <w:r>
-        <w:t xml:space="preserve">AWS Bedrock (Claude), AIOps auto-remediation, Agentic SDLC pipelines, AI code review, LLM knowledge bases</w:t>
+        <w:t xml:space="preserve">AWS Bedrock (Claude), AI code review in CI, LLM knowledge bases (RAG), Evaluating and retiring AI tooling</w:t>
       </w:r>
     </w:p>
     <w:p>
@@ -503,7 +508,7 @@
         <w:t xml:space="preserve">Backend &amp; Data: </w:t>
       </w:r>
       <w:r>
-        <w:t xml:space="preserve">Node.js - Fastify, Express, TypeScript, Python, REST APIs, GraphQL, Prisma, PostgreSQL, MongoDB, Redis/BullMQ, Oracle Utilities CCS, Invoice Cloud</w:t>
+        <w:t xml:space="preserve">Node.js - Fastify, Express, TypeScript, Python, REST APIs, GraphQL, Prisma, PostgreSQL, MongoDB, Zod, Vitest, Playwright, Oracle Utilities CCS, Invoice Cloud</w:t>
       </w:r>
     </w:p>
     <w:p>
@@ -514,7 +519,7 @@
         <w:t xml:space="preserve">Observability &amp; Security: </w:t>
       </w:r>
       <w:r>
-        <w:t xml:space="preserve">Datadog RUM/APM, CloudWatch, Sentry, Structured logging, OWASP/IDOR, JWT, WAFv2, Snyk</w:t>
+        <w:t xml:space="preserve">Datadog RUM/APM, CloudWatch, Sentry, Structured logging, Session Replay, OWASP/IDOR, JWT, OAuth 2.0, OIDC, IAM, WAFv2, Snyk, Pentest remediation</w:t>
       </w:r>
     </w:p>
     <w:p>

--- a/resume/resume.docx
+++ b/resume/resume.docx
@@ -139,10 +139,10 @@
         <w:rPr>
           <w:b/>
         </w:rPr>
-        <w:t xml:space="preserve">Rolled blocking Snyk gates across the portal pipelines </w:t>
-      </w:r>
-      <w:r>
-        <w:t xml:space="preserve">- scan first, ahead of build and deploy - then keyless OIDC deploys through pilot, all test environments, and production on 4 repositories, taking long-lived AWS credentials out of the deploy path.</w:t>
+        <w:t xml:space="preserve">Ran the remediation program for 6 rounds of external penetration testing </w:t>
+      </w:r>
+      <w:r>
+        <w:t xml:space="preserve">- triaged 60 findings into severity-labelled batches (IDOR, unauthenticated endpoints, URL-borne tokens, client-side privilege checks, missing rate limits), then blocking Snyk gates and keyless OIDC deploys took long-lived AWS keys out of the deploy path.</w:t>
       </w:r>
     </w:p>
     <w:p>
@@ -229,10 +229,10 @@
         <w:rPr>
           <w:b/>
         </w:rPr>
-        <w:t xml:space="preserve">Built the fleet-wide interaction audit trail </w:t>
-      </w:r>
-      <w:r>
-        <w:t xml:space="preserve">- a capture hook for authenticated actions and page views, a tenant-scoped, IDOR-safe admin history API with CSV export and rate limiting - then extended it to admin reads and impersonated sessions attributed to the acting admin; one composite index took its sessions view from 102 seconds to 2.4.</w:t>
+        <w:t xml:space="preserve">Built a runtime feature-flag platform </w:t>
+      </w:r>
+      <w:r>
+        <w:t xml:space="preserve">- flags moved from build-time env vars to a MongoDB-backed runtime reader with change-stream SSE push and fail-open on outage, wired into 6 v1 tenants' admin consoles and 4 customer portals and enabled per tenant behind a gate, with a flag manifest and parity tests guarding tenants still on compile-time flags.</w:t>
       </w:r>
     </w:p>
     <w:p>
@@ -311,19 +311,43 @@
         </w:numPr>
       </w:pPr>
       <w:r>
+        <w:rPr>
+          <w:b/>
+        </w:rPr>
+        <w:t xml:space="preserve">Serialized concurrent writes and killed data races: </w:t>
+      </w:r>
+      <w:r>
+        <w:t xml:space="preserve">wrapped rating upserts in a transaction behind a Postgres advisory lock (pg_advisory_xact_lock), fixed a duplicate-row race in a GraphQL sync resolver, blocked re-entrant AI generation calls, made optimistic cache creates idempotent by id, and reconciled stale polls that hid new rows.</w:t>
+      </w:r>
+    </w:p>
+    <w:p>
+      <w:pPr>
+        <w:pStyle w:val="ListParagraph"/>
+        <w:numPr>
+          <w:ilvl w:val="0"/>
+          <w:numId w:val="1"/>
+        </w:numPr>
+      </w:pPr>
+      <w:r>
+        <w:rPr>
+          <w:b/>
+        </w:rPr>
+        <w:t xml:space="preserve">Built the in-house observability layer: </w:t>
+      </w:r>
+      <w:r>
+        <w:t xml:space="preserve">an Apollo plugin emitting one structured obs_event per GraphQL operation to CloudWatch, an errClass fault/reject/noise scheme, staging and production dashboards, Beanstalk logs streamed to CloudWatch, Sentry hardened (tunnel, sourcemaps, gated replay) - then removed a dead-pipe New Relic billing ~$176/month.</w:t>
+      </w:r>
+    </w:p>
+    <w:p>
+      <w:pPr>
+        <w:pStyle w:val="ListParagraph"/>
+        <w:numPr>
+          <w:ilvl w:val="0"/>
+          <w:numId w:val="1"/>
+        </w:numPr>
+      </w:pPr>
+      <w:r>
         <w:t xml:space="preserve">Contributed to real-time collaboration (GraphQL subscriptions), OpenAI-backed generation features, and platform security (OWASP/IDOR, JWT sessions).</w:t>
-      </w:r>
-    </w:p>
-    <w:p>
-      <w:pPr>
-        <w:pStyle w:val="ListParagraph"/>
-        <w:numPr>
-          <w:ilvl w:val="0"/>
-          <w:numId w:val="1"/>
-        </w:numPr>
-      </w:pPr>
-      <w:r>
-        <w:t xml:space="preserve">Added production observability - streamed Elastic Beanstalk logs to CloudWatch with enhanced health reporting - and contributed to CI/CD workflow tuning.</w:t>
       </w:r>
     </w:p>
     <w:p>

--- a/resume/resume.docx
+++ b/resume/resume.docx
@@ -347,7 +347,7 @@
         </w:numPr>
       </w:pPr>
       <w:r>
-        <w:t xml:space="preserve">Contributed to real-time collaboration (GraphQL subscriptions), OpenAI-backed generation features, and platform security (OWASP/IDOR, JWT sessions).</w:t>
+        <w:t xml:space="preserve">Contributed to real-time collaboration (GraphQL subscriptions), OpenAI-backed generation features, and platform security (OWASP/IDOR, JWT sessions); built AI Context Configuration - a per-strategy, per-user assistant response mode only a non-external strategy lead can choose, clamped on read and refused on write otherwise - plus help-centre retrieval.</w:t>
       </w:r>
     </w:p>
     <w:p>

--- a/resume/resume.docx
+++ b/resume/resume.docx
@@ -157,10 +157,10 @@
         <w:rPr>
           <w:b/>
         </w:rPr>
-        <w:t xml:space="preserve">Own the reconciliation between two systems of record </w:t>
-      </w:r>
-      <w:r>
-        <w:t xml:space="preserve">- a detection-only CCS/Invoice Cloud reconciler running four times daily in production as a scheduled Lambda, with per-tenant population queries, pre-flight link checks returning a reasoned verdict, and split-identity healing; it replaced the batch sync I built and retired.</w:t>
+        <w:t xml:space="preserve">Own the reconciliation between systems of record </w:t>
+      </w:r>
+      <w:r>
+        <w:t xml:space="preserve">- a detection-only CCS/Invoice Cloud reconciler (4x daily Lambda, per-tenant queries, pre-flight link checks, split-identity healing) that replaced the batch sync I retired, plus a dry-run-default duplicate-login reconciler with a daily read-only prod sweep.</w:t>
       </w:r>
     </w:p>
     <w:p>
@@ -347,7 +347,7 @@
         </w:numPr>
       </w:pPr>
       <w:r>
-        <w:t xml:space="preserve">Contributed to real-time collaboration (GraphQL subscriptions), OpenAI-backed generation features, and platform security (OWASP/IDOR, JWT sessions); built AI Context Configuration - a per-strategy, per-user assistant response mode only a non-external strategy lead can choose, clamped on read and refused on write otherwise - plus help-centre retrieval.</w:t>
+        <w:t xml:space="preserve">Contributed to real-time collaboration (GraphQL subscriptions), OpenAI-backed generation and platform security (OWASP/IDOR, JWT sessions); built AI Context Configuration - a per-strategy assistant response mode only a non-external strategy lead can choose - plus a Notion-backed assistant knowledge base and AI-endpoint hardening.</w:t>
       </w:r>
     </w:p>
     <w:p>

--- a/resume/resume.docx
+++ b/resume/resume.docx
@@ -33,7 +33,7 @@
     </w:p>
     <w:p>
       <w:r>
-        <w:t xml:space="preserve">Staff Software Engineer - I build the platform other engineers ship on. 8+ years in software, 5+ on AWS, ~3 leading a multi-tenant SaaS platform: primary author (93%) of the Terraform control-plane the fleet is migrating onto, primary author of the core REST API behind 7 live utility client portals (58% of the v1 serving them today) and of its v2 successor (78%), now in production for the first tenant ahead of its cutover - and its operator: CI/CD, observability, on-call, cost.</w:t>
+        <w:t xml:space="preserve">Staff Software Engineer - I build the platform other engineers ship on. 8+ years in software, 5+ on AWS, 3+ building and operating a multi-tenant SaaS platform as its most senior engineer: primary author (93%) of the Terraform control-plane the fleet is migrating onto, primary author of the core REST API behind 7 live utility client portals (58% of the v1 serving them today) and of its v2 successor (78%), now in production for the first tenant ahead of its cutover - and its operator: CI/CD, observability, on-call, cost.</w:t>
       </w:r>
     </w:p>
     <w:p>
@@ -121,10 +121,10 @@
         <w:rPr>
           <w:b/>
         </w:rPr>
-        <w:t xml:space="preserve">De-facto technical lead of a 5-engineer team </w:t>
-      </w:r>
-      <w:r>
-        <w:t xml:space="preserve">- most senior hands-on engineer, reporting to the COO/CEO; set the platform standards the fleet adopts (provisioning modules, CI/CD, security guardrails).</w:t>
+        <w:t xml:space="preserve">Most senior hands-on engineer on a small product team </w:t>
+      </w:r>
+      <w:r>
+        <w:t xml:space="preserve">- set the platform standards the fleet adopts (provisioning modules, CI/CD, security guardrails).</w:t>
       </w:r>
     </w:p>
     <w:p>
@@ -247,10 +247,10 @@
         <w:rPr>
           <w:b/>
         </w:rPr>
-        <w:t xml:space="preserve">Owned production go-live readiness for 6 client launches </w:t>
-      </w:r>
-      <w:r>
-        <w:t xml:space="preserve">- primary engineer on four, core contributor on two - environment validation, deployment, rollback planning, and stabilization.</w:t>
+        <w:t xml:space="preserve">Owned production go-live readiness for client launches across the fleet </w:t>
+      </w:r>
+      <w:r>
+        <w:t xml:space="preserve">- environment validation, deployment, rollback planning, and stabilization.</w:t>
       </w:r>
     </w:p>
     <w:p>

--- a/resume/resume.docx
+++ b/resume/resume.docx
@@ -1,6 +1,6 @@
 
 <file path=word/document.xml><?xml version="1.0" encoding="utf-8"?>
-<w:document xmlns:w="http://schemas.openxmlformats.org/wordprocessingml/2006/main">
+<w:document xmlns:w="http://schemas.openxmlformats.org/wordprocessingml/2006/main" xmlns:r="http://schemas.openxmlformats.org/officeDocument/2006/relationships">
   <w:body>
     <w:p>
       <w:pPr>
@@ -20,8 +20,40 @@
     </w:p>
     <w:p>
       <w:r>
-        <w:t xml:space="preserve">Italy (Remote) | jajapabatao@gmail.com | linkedin.com/in/benedict-pabatao | github.com/bpabatao | bpabatao.github.io</w:t>
-      </w:r>
+        <w:t xml:space="preserve">Italy (Remote)</w:t>
+      </w:r>
+      <w:r>
+        <w:t xml:space="preserve"> | </w:t>
+      </w:r>
+      <w:hyperlink r:id="rIdL0" w:history="1">
+        <w:r>
+          <w:t xml:space="preserve">jajapabatao@gmail.com</w:t>
+        </w:r>
+      </w:hyperlink>
+      <w:r>
+        <w:t xml:space="preserve"> | </w:t>
+      </w:r>
+      <w:hyperlink r:id="rIdL1" w:history="1">
+        <w:r>
+          <w:t xml:space="preserve">linkedin.com/in/benedict-pabatao</w:t>
+        </w:r>
+      </w:hyperlink>
+      <w:r>
+        <w:t xml:space="preserve"> | </w:t>
+      </w:r>
+      <w:hyperlink r:id="rIdL2" w:history="1">
+        <w:r>
+          <w:t xml:space="preserve">github.com/bpabatao</w:t>
+        </w:r>
+      </w:hyperlink>
+      <w:r>
+        <w:t xml:space="preserve"> | </w:t>
+      </w:r>
+      <w:hyperlink r:id="rIdL3" w:history="1">
+        <w:r>
+          <w:t xml:space="preserve">bpabatao.github.io</w:t>
+        </w:r>
+      </w:hyperlink>
     </w:p>
     <w:p>
       <w:pPr>
@@ -33,7 +65,7 @@
     </w:p>
     <w:p>
       <w:r>
-        <w:t xml:space="preserve">Staff Software Engineer - I build the platform other engineers ship on. 8+ years in software, 5+ on AWS, 3+ building and operating a multi-tenant SaaS platform as its most senior engineer: primary author (93%) of the Terraform control-plane the fleet is migrating onto, primary author of the core REST API behind 7 live utility client portals (58% of the v1 serving them today) and of its v2 successor (78%), now in production for the first tenant ahead of its cutover - and its operator: CI/CD, observability, on-call, cost.</w:t>
+        <w:t xml:space="preserve">Staff Software Engineer - I build the platform other engineers ship on. 8+ years in software, 5+ on AWS, 3+ building and operating a multi-tenant SaaS platform as its most senior engineer: primary author (93%) of the Terraform control-plane the fleet is migrating onto, primary author of the core REST API behind 7 live utility client portals (58% of the v1 serving them today) and of its v2 successor (76%), now in production for the first tenant ahead of its cutover - and its operator: CI/CD, observability, incident response, cost.</w:t>
       </w:r>
     </w:p>
     <w:p>
@@ -88,7 +120,7 @@
         <w:t xml:space="preserve">Primary author of both generations of the fleet's core REST API </w:t>
       </w:r>
       <w:r>
-        <w:t xml:space="preserve">- 58% of v1, which serves all seven launched tenants, and 78% of v2, in production for the first tenant ahead of its cutover - owning the multi-tenant auth, data-access and Oracle CCS (OAuth 2.0) integration patterns both generations share.</w:t>
+        <w:t xml:space="preserve">- 58% of v1, which serves all seven launched tenants, and 76% of v2, in production for the first tenant ahead of its cutover - owning the multi-tenant auth, data-access and Oracle CCS (OAuth 2.0) integration patterns both generations share.</w:t>
       </w:r>
     </w:p>
     <w:p>
@@ -142,7 +174,7 @@
         <w:t xml:space="preserve">Ran the remediation program for 6 rounds of external penetration testing </w:t>
       </w:r>
       <w:r>
-        <w:t xml:space="preserve">- triaged 60 findings into severity-labelled batches (IDOR, unauthenticated endpoints, URL-borne tokens, client-side privilege checks, missing rate limits), then blocking Snyk gates and keyless OIDC deploys took long-lived AWS keys out of the deploy path.</w:t>
+        <w:t xml:space="preserve">- triaged 60 findings into severity-labelled batches (IDOR, unauthenticated endpoints, URL-borne tokens, client-side privilege checks, missing rate limits), then added blocking Snyk gates and moved 4 repos to keyless OIDC deploys.</w:t>
       </w:r>
     </w:p>
     <w:p>
@@ -160,7 +192,7 @@
         <w:t xml:space="preserve">Own the reconciliation between systems of record </w:t>
       </w:r>
       <w:r>
-        <w:t xml:space="preserve">- a detection-only CCS/Invoice Cloud reconciler (4x daily Lambda, per-tenant queries, pre-flight link checks, split-identity healing) that replaced the batch sync I retired, plus a dry-run-default duplicate-login reconciler with a daily read-only prod sweep.</w:t>
+        <w:t xml:space="preserve">- a CCS/Invoice Cloud reconciler (scheduled Lambda: detection-only reconcile, guarded desync repair, per-tenant queries, pre-flight link checks, split-identity healing) that replaced the batch sync I switched off, plus a dry-run-default duplicate-login reconciler with a daily read-only prod sweep.</w:t>
       </w:r>
     </w:p>
     <w:p>
@@ -178,25 +210,25 @@
         <w:t xml:space="preserve">Built, measured and pruned the team's AI tooling </w:t>
       </w:r>
       <w:r>
-        <w:t xml:space="preserve">- kept a Claude PR reviewer in CI on the core API and backend, shelved a Bedrock auto-remediation service that was never wired to a live alarm, shipped a Bedrock knowledge-base agent (curated-first retrieval, flagged SQL fallback), and designed a ticket-to-PR pipeline with human gates, not yet live.</w:t>
-      </w:r>
-    </w:p>
-    <w:p>
-      <w:pPr>
-        <w:pStyle w:val="ListParagraph"/>
-        <w:numPr>
-          <w:ilvl w:val="0"/>
-          <w:numId w:val="1"/>
-        </w:numPr>
-      </w:pPr>
-      <w:r>
-        <w:rPr>
-          <w:b/>
-        </w:rPr>
-        <w:t xml:space="preserve">Own and operate the multi-tenant portal infrastructure as sole platform engineer </w:t>
-      </w:r>
-      <w:r>
-        <w:t xml:space="preserve">- the 7-tenant production and test fleet - with CI/CD (Bitbucket Pipelines), Datadog / CloudWatch observability, on-call incident response, and cost-attribution tooling (Cost Explorer API) driving right-sizing, shared-ALB, and Fargate-Spot savings.</w:t>
+        <w:t xml:space="preserve">- kept a Claude PR reviewer in CI across the API and portal repos, shelved a Bedrock auto-remediation service after 12 of 13 runs failed, shipped a Bedrock knowledge-base agent (curated-first retrieval, flagged SQL fallback), and designed a ticket-to-PR pipeline with human gates, not yet live.</w:t>
+      </w:r>
+    </w:p>
+    <w:p>
+      <w:pPr>
+        <w:pStyle w:val="ListParagraph"/>
+        <w:numPr>
+          <w:ilvl w:val="0"/>
+          <w:numId w:val="1"/>
+        </w:numPr>
+      </w:pPr>
+      <w:r>
+        <w:rPr>
+          <w:b/>
+        </w:rPr>
+        <w:t xml:space="preserve">Own and operate the multi-tenant portal infrastructure as primary platform engineer </w:t>
+      </w:r>
+      <w:r>
+        <w:t xml:space="preserve">- the 11-tenant production and test fleet (7 live) - with CI/CD (Bitbucket Pipelines), CloudWatch observability, incident response, cost-attribution tooling (Cost Explorer API), a shared ALB and Fargate Spot on the test fleet.</w:t>
       </w:r>
     </w:p>
     <w:p>
@@ -480,7 +512,7 @@
         </w:numPr>
       </w:pPr>
       <w:r>
-        <w:t xml:space="preserve">Built customer and rider mobile applications (React Native).</w:t>
+        <w:t xml:space="preserve">Built customer and rider mobile applications (Ionic).</w:t>
       </w:r>
     </w:p>
     <w:p>
@@ -521,7 +553,7 @@
         <w:t xml:space="preserve">AI on the Platform: </w:t>
       </w:r>
       <w:r>
-        <w:t xml:space="preserve">AWS Bedrock (Claude), AI code review in CI, LLM knowledge bases (RAG), Evaluating and retiring AI tooling</w:t>
+        <w:t xml:space="preserve">AWS Bedrock (Claude), AI code review in CI, LLM knowledge bases (RAG), Evaluating and pruning AI tooling</w:t>
       </w:r>
     </w:p>
     <w:p>

--- a/resume/resume.docx
+++ b/resume/resume.docx
@@ -65,7 +65,7 @@
     </w:p>
     <w:p>
       <w:r>
-        <w:t xml:space="preserve">Staff Software Engineer - I build the platform other engineers ship on. 8+ years in software, 5+ on AWS, 3+ building and operating a multi-tenant SaaS platform as its most senior engineer: primary author (93%) of the Terraform control-plane the fleet is migrating onto, primary author of the core REST API behind 7 live utility client portals (58% of the v1 serving them today) and of its v2 successor (76%), now in production for the first tenant ahead of its cutover - and its operator: CI/CD, observability, incident response, cost.</w:t>
+        <w:t xml:space="preserve">Staff Software Engineer - I build the platform other engineers ship on. 8+ years in software, 5+ on AWS, 3+ as the most senior hands-on engineer on a multi-tenant SaaS platform behind 7 live utility client portals. Primary author of the Terraform control-plane the fleet is migrating onto (93%) and of both generations of its core REST API (58% of v1, which serves all of them today; 76% of v2, in production for the first tenant ahead of its cutover). Also its operator: CI/CD, observability, incident response, security remediation and cost.</w:t>
       </w:r>
     </w:p>
     <w:p>
@@ -120,7 +120,7 @@
         <w:t xml:space="preserve">Primary author of both generations of the fleet's core REST API </w:t>
       </w:r>
       <w:r>
-        <w:t xml:space="preserve">- 58% of v1, which serves all seven launched tenants, and 76% of v2, in production for the first tenant ahead of its cutover - owning the multi-tenant auth, data-access and Oracle CCS (OAuth 2.0) integration patterns both generations share.</w:t>
+        <w:t xml:space="preserve">- 58% of v1, which serves all seven launched tenants, and 76% of v2 (Fastify, TypeScript, Zod, MongoDB on ECS Fargate), in production for the first tenant ahead of its cutover - owning the multi-tenant auth, data-access and Oracle CCS (OAuth 2.0) integration patterns both generations share.</w:t>
       </w:r>
     </w:p>
     <w:p>
@@ -153,28 +153,118 @@
         <w:rPr>
           <w:b/>
         </w:rPr>
-        <w:t xml:space="preserve">Most senior hands-on engineer on a small product team </w:t>
-      </w:r>
-      <w:r>
-        <w:t xml:space="preserve">- set the platform standards the fleet adopts (provisioning modules, CI/CD, security guardrails).</w:t>
-      </w:r>
-    </w:p>
-    <w:p>
-      <w:pPr>
-        <w:pStyle w:val="ListParagraph"/>
-        <w:numPr>
-          <w:ilvl w:val="0"/>
-          <w:numId w:val="1"/>
-        </w:numPr>
-      </w:pPr>
-      <w:r>
-        <w:rPr>
-          <w:b/>
-        </w:rPr>
-        <w:t xml:space="preserve">Ran the remediation program for 6 rounds of external penetration testing </w:t>
-      </w:r>
-      <w:r>
-        <w:t xml:space="preserve">- triaged 60 findings into severity-labelled batches (IDOR, unauthenticated endpoints, URL-borne tokens, client-side privilege checks, missing rate limits), then added blocking Snyk gates and moved 4 repos to keyless OIDC deploys.</w:t>
+        <w:t xml:space="preserve">Most senior hands-on engineer on a small product team; primary platform engineer </w:t>
+      </w:r>
+      <w:r>
+        <w:t xml:space="preserve">for the 11-tenant prod and test fleet (7 live) - set fleet standards (provisioning modules, CI/CD, security guardrails); run Bitbucket Pipelines, CloudWatch, incident response, Cost Explorer cost attribution, shared ALB, test-fleet Fargate Spot.</w:t>
+      </w:r>
+    </w:p>
+    <w:p>
+      <w:pPr>
+        <w:pStyle w:val="ListParagraph"/>
+        <w:numPr>
+          <w:ilvl w:val="0"/>
+          <w:numId w:val="1"/>
+        </w:numPr>
+      </w:pPr>
+      <w:r>
+        <w:rPr>
+          <w:b/>
+        </w:rPr>
+        <w:t xml:space="preserve">Ran the remediation program for 6 external pentest rounds </w:t>
+      </w:r>
+      <w:r>
+        <w:t xml:space="preserve">- triaged 60 findings into severity-labelled batches (IDOR, unauthenticated endpoints, URL-borne tokens, client-side privilege checks, missing rate limits).</w:t>
+      </w:r>
+    </w:p>
+    <w:p>
+      <w:pPr>
+        <w:pStyle w:val="ListParagraph"/>
+        <w:numPr>
+          <w:ilvl w:val="0"/>
+          <w:numId w:val="1"/>
+        </w:numPr>
+      </w:pPr>
+      <w:r>
+        <w:rPr>
+          <w:b/>
+        </w:rPr>
+        <w:t xml:space="preserve">Shipped the fix for an SSN identity-verification gap enabling account takeover </w:t>
+      </w:r>
+      <w:r>
+        <w:t xml:space="preserve">- the last-four plus street match resolved to the wrong person on ~2.4% of one tenant's accounts - as attempt lockout plus ZIP-based disambiguation against the brute-forceable last-4 space, flag-gated for per-tenant rollout.</w:t>
+      </w:r>
+    </w:p>
+    <w:p>
+      <w:pPr>
+        <w:pStyle w:val="ListParagraph"/>
+        <w:numPr>
+          <w:ilvl w:val="0"/>
+          <w:numId w:val="1"/>
+        </w:numPr>
+      </w:pPr>
+      <w:r>
+        <w:rPr>
+          <w:b/>
+        </w:rPr>
+        <w:t xml:space="preserve">Faster, stricter delivery </w:t>
+      </w:r>
+      <w:r>
+        <w:t xml:space="preserve">- core API pipeline ~12 to ~7 min (esbuild transpile, cache-mounted installs, fail-fast), admin portal ~10 to ~6 min (April 2026), plus blocking portal Snyk gates and keyless OIDC deploys on 4 repos.</w:t>
+      </w:r>
+    </w:p>
+    <w:p>
+      <w:pPr>
+        <w:pStyle w:val="ListParagraph"/>
+        <w:numPr>
+          <w:ilvl w:val="0"/>
+          <w:numId w:val="1"/>
+        </w:numPr>
+      </w:pPr>
+      <w:r>
+        <w:rPr>
+          <w:b/>
+        </w:rPr>
+        <w:t xml:space="preserve">Sole author of the observability and accountability layer </w:t>
+      </w:r>
+      <w:r>
+        <w:t xml:space="preserve">- redacted provider-call capture, tiered audit retention, account-to-IP anomaly view, takeover alert; a composite index cut the sessions view 102s to 2.4s (43x).</w:t>
+      </w:r>
+    </w:p>
+    <w:p>
+      <w:pPr>
+        <w:pStyle w:val="ListParagraph"/>
+        <w:numPr>
+          <w:ilvl w:val="0"/>
+          <w:numId w:val="1"/>
+        </w:numPr>
+      </w:pPr>
+      <w:r>
+        <w:rPr>
+          <w:b/>
+        </w:rPr>
+        <w:t xml:space="preserve">Built, measured and pruned the team's AI tooling </w:t>
+      </w:r>
+      <w:r>
+        <w:t xml:space="preserve">- kept a Claude PR reviewer in CI across the API and portal repos, shelved a Bedrock auto-remediation service after 12 of 13 runs failed, shipped a Bedrock knowledge-base agent (curated-first retrieval, flagged SQL fallback), and designed a ticket-to-PR pipeline with human gates, not yet live.</w:t>
+      </w:r>
+    </w:p>
+    <w:p>
+      <w:pPr>
+        <w:pStyle w:val="ListParagraph"/>
+        <w:numPr>
+          <w:ilvl w:val="0"/>
+          <w:numId w:val="1"/>
+        </w:numPr>
+      </w:pPr>
+      <w:r>
+        <w:rPr>
+          <w:b/>
+        </w:rPr>
+        <w:t xml:space="preserve">Built a runtime feature-flag platform </w:t>
+      </w:r>
+      <w:r>
+        <w:t xml:space="preserve">- flags moved from build-time env vars to a MongoDB-backed runtime reader with change-stream SSE push and fail-open on outage, wired into 6 v1 tenants' admin consoles and 4 customer portals and enabled per tenant behind a gate, with a flag manifest and parity tests guarding tenants still on compile-time flags.</w:t>
       </w:r>
     </w:p>
     <w:p>
@@ -197,96 +287,6 @@
     </w:p>
     <w:p>
       <w:pPr>
-        <w:pStyle w:val="ListParagraph"/>
-        <w:numPr>
-          <w:ilvl w:val="0"/>
-          <w:numId w:val="1"/>
-        </w:numPr>
-      </w:pPr>
-      <w:r>
-        <w:rPr>
-          <w:b/>
-        </w:rPr>
-        <w:t xml:space="preserve">Built, measured and pruned the team's AI tooling </w:t>
-      </w:r>
-      <w:r>
-        <w:t xml:space="preserve">- kept a Claude PR reviewer in CI across the API and portal repos, shelved a Bedrock auto-remediation service after 12 of 13 runs failed, shipped a Bedrock knowledge-base agent (curated-first retrieval, flagged SQL fallback), and designed a ticket-to-PR pipeline with human gates, not yet live.</w:t>
-      </w:r>
-    </w:p>
-    <w:p>
-      <w:pPr>
-        <w:pStyle w:val="ListParagraph"/>
-        <w:numPr>
-          <w:ilvl w:val="0"/>
-          <w:numId w:val="1"/>
-        </w:numPr>
-      </w:pPr>
-      <w:r>
-        <w:rPr>
-          <w:b/>
-        </w:rPr>
-        <w:t xml:space="preserve">Own and operate the multi-tenant portal infrastructure as primary platform engineer </w:t>
-      </w:r>
-      <w:r>
-        <w:t xml:space="preserve">- the 11-tenant production and test fleet (7 live) - with CI/CD (Bitbucket Pipelines), CloudWatch observability, incident response, cost-attribution tooling (Cost Explorer API), a shared ALB and Fargate Spot on the test fleet.</w:t>
-      </w:r>
-    </w:p>
-    <w:p>
-      <w:pPr>
-        <w:pStyle w:val="ListParagraph"/>
-        <w:numPr>
-          <w:ilvl w:val="0"/>
-          <w:numId w:val="1"/>
-        </w:numPr>
-      </w:pPr>
-      <w:r>
-        <w:rPr>
-          <w:b/>
-        </w:rPr>
-        <w:t xml:space="preserve">Shipped the fix for an SSN identity-verification gap enabling account takeover </w:t>
-      </w:r>
-      <w:r>
-        <w:t xml:space="preserve">- the last-four plus street match resolved to the wrong person on ~2.4% of one tenant's accounts - as attempt lockout plus ZIP-based disambiguation against the brute-forceable last-4 space, flag-gated for per-tenant rollout.</w:t>
-      </w:r>
-    </w:p>
-    <w:p>
-      <w:pPr>
-        <w:pStyle w:val="ListParagraph"/>
-        <w:numPr>
-          <w:ilvl w:val="0"/>
-          <w:numId w:val="1"/>
-        </w:numPr>
-      </w:pPr>
-      <w:r>
-        <w:rPr>
-          <w:b/>
-        </w:rPr>
-        <w:t xml:space="preserve">Built a runtime feature-flag platform </w:t>
-      </w:r>
-      <w:r>
-        <w:t xml:space="preserve">- flags moved from build-time env vars to a MongoDB-backed runtime reader with change-stream SSE push and fail-open on outage, wired into 6 v1 tenants' admin consoles and 4 customer portals and enabled per tenant behind a gate, with a flag manifest and parity tests guarding tenants still on compile-time flags.</w:t>
-      </w:r>
-    </w:p>
-    <w:p>
-      <w:pPr>
-        <w:pStyle w:val="ListParagraph"/>
-        <w:numPr>
-          <w:ilvl w:val="0"/>
-          <w:numId w:val="1"/>
-        </w:numPr>
-      </w:pPr>
-      <w:r>
-        <w:rPr>
-          <w:b/>
-        </w:rPr>
-        <w:t xml:space="preserve">Owned production go-live readiness for client launches across the fleet </w:t>
-      </w:r>
-      <w:r>
-        <w:t xml:space="preserve">- environment validation, deployment, rollback planning, and stabilization.</w:t>
-      </w:r>
-    </w:p>
-    <w:p>
-      <w:pPr>
         <w:pStyle w:val="Heading3"/>
       </w:pPr>
       <w:r>
@@ -437,7 +437,7 @@
         </w:numPr>
       </w:pPr>
       <w:r>
-        <w:t xml:space="preserve">Designed and deployed a restaurant ordering and payment management system for hospitality clients (Node.js, PostgreSQL, Docker, Kubernetes).</w:t>
+        <w:t xml:space="preserve">Built features for a wholesale food and beverage ordering and payments platform (Node.js, PostgreSQL, Docker, Kubernetes).</w:t>
       </w:r>
     </w:p>
     <w:p>

--- a/resume/resume.docx
+++ b/resume/resume.docx
@@ -15,7 +15,7 @@
         <w:rPr>
           <w:b/>
         </w:rPr>
-        <w:t xml:space="preserve">STAFF SOFTWARE ENGINEER, PLATFORM &amp; PRODUCT | MULTI-TENANT SAAS | AWS | TERRAFORM | TYPESCRIPT | AGENTIC TOOLING</w:t>
+        <w:t xml:space="preserve">STAFF SOFTWARE ENGINEER, PLATFORM &amp; PRODUCT | AWS | TERRAFORM | TYPESCRIPT | AGENTIC TOOLING</w:t>
       </w:r>
     </w:p>
     <w:p>
@@ -65,7 +65,7 @@
     </w:p>
     <w:p>
       <w:r>
-        <w:t xml:space="preserve">Staff Software Engineer - I build the platform other engineers ship on. 8+ years in software, 5+ on AWS, 3+ as the most senior hands-on engineer on a multi-tenant SaaS platform behind 7 live utility client portals. Primary author of the Terraform control-plane the fleet is migrating onto (93%) and of both generations of its core REST API (58% of v1, which serves all of them today; 76% of v2, in production for the first tenant ahead of its cutover). Also its operator: CI/CD, observability, incident response, security remediation and cost.</w:t>
+        <w:t xml:space="preserve">Staff Software Engineer - I build the platform other engineers ship on. 8+ years in software, 5+ on AWS, 3+ years on a multi-tenant SaaS platform behind 7 live utility client portals, now its most senior hands-on engineer. Primary author of the Terraform control-plane the fleet is migrating onto (93%) and of both generations of its core REST API (58% of v1, serving six of them; 76% of v2, serving the seventh since June 2026 and beside v1 for the first migration). Also its operator: CI/CD, observability, incident response, security remediation and cost.</w:t>
       </w:r>
     </w:p>
     <w:p>
@@ -97,12 +97,7 @@
     </w:p>
     <w:p>
       <w:r>
-        <w:t xml:space="preserve">Staff Software Engineer, Platform &amp; Product | Sep 2025 - Present</w:t>
-      </w:r>
-    </w:p>
-    <w:p>
-      <w:r>
-        <w:t xml:space="preserve">Previously Senior Full-Stack Engineer (Cloud) | May 2023 - Aug 2025</w:t>
+        <w:t xml:space="preserve">Current title: Sep 2025 - Present | Previously Senior Full-Stack Engineer (Cloud): May 2023 - Aug 2025</w:t>
       </w:r>
     </w:p>
     <w:p>
@@ -120,7 +115,7 @@
         <w:t xml:space="preserve">Primary author of both generations of the fleet's core REST API </w:t>
       </w:r>
       <w:r>
-        <w:t xml:space="preserve">- 58% of v1, which serves all seven launched tenants, and 76% of v2 (Fastify, TypeScript, Zod, MongoDB on ECS Fargate), in production for the first tenant ahead of its cutover - owning the multi-tenant auth, data-access and Oracle CCS (OAuth 2.0) integration patterns both generations share.</w:t>
+        <w:t xml:space="preserve">- 58% of v1, serving six of seven launched tenants, and 76% of v2 (Fastify, TypeScript, Zod, MongoDB on ECS Fargate), serving the seventh since June 2026 and beside v1 for the first migration - owning their shared auth, data-access and Oracle CCS (OAuth 2.0) patterns.</w:t>
       </w:r>
     </w:p>
     <w:p>
@@ -156,7 +151,7 @@
         <w:t xml:space="preserve">Most senior hands-on engineer on a small product team; primary platform engineer </w:t>
       </w:r>
       <w:r>
-        <w:t xml:space="preserve">for the 11-tenant prod and test fleet (7 live) - set fleet standards (provisioning modules, CI/CD, security guardrails); run Bitbucket Pipelines, CloudWatch, incident response, Cost Explorer cost attribution, shared ALB, test-fleet Fargate Spot.</w:t>
+        <w:t xml:space="preserve">for the 11-tenant prod and test fleet (7 live) - set standards (13 accepted ADRs, provisioning modules, CI/CD, security guardrails, pre-push/pipeline gates); run Bitbucket Pipelines, CloudWatch, incident response, Cost Explorer attribution, shared ALB, test-fleet Fargate Spot.</w:t>
       </w:r>
     </w:p>
     <w:p>
@@ -192,7 +187,7 @@
         <w:t xml:space="preserve">Shipped the fix for an SSN identity-verification gap enabling account takeover </w:t>
       </w:r>
       <w:r>
-        <w:t xml:space="preserve">- the last-four plus street match resolved to the wrong person on ~2.4% of one tenant's accounts - as attempt lockout plus ZIP-based disambiguation against the brute-forceable last-4 space, flag-gated for per-tenant rollout.</w:t>
+        <w:t xml:space="preserve">- the last-four plus street match resolved to the wrong person on ~2.4% of one tenant's accounts - as attempt lockout plus ZIP-based disambiguation, flag-gated for per-tenant rollout.</w:t>
       </w:r>
     </w:p>
     <w:p>
@@ -210,40 +205,40 @@
         <w:t xml:space="preserve">Faster, stricter delivery </w:t>
       </w:r>
       <w:r>
-        <w:t xml:space="preserve">- core API pipeline ~12 to ~7 min (esbuild transpile, cache-mounted installs, fail-fast), admin portal ~10 to ~6 min (April 2026), plus blocking portal Snyk gates and keyless OIDC deploys on 4 repos.</w:t>
-      </w:r>
-    </w:p>
-    <w:p>
-      <w:pPr>
-        <w:pStyle w:val="ListParagraph"/>
-        <w:numPr>
-          <w:ilvl w:val="0"/>
-          <w:numId w:val="1"/>
-        </w:numPr>
-      </w:pPr>
-      <w:r>
-        <w:rPr>
-          <w:b/>
-        </w:rPr>
-        <w:t xml:space="preserve">Sole author of the observability and accountability layer </w:t>
-      </w:r>
-      <w:r>
-        <w:t xml:space="preserve">- redacted provider-call capture, tiered audit retention, account-to-IP anomaly view, takeover alert; a composite index cut the sessions view 102s to 2.4s (43x).</w:t>
-      </w:r>
-    </w:p>
-    <w:p>
-      <w:pPr>
-        <w:pStyle w:val="ListParagraph"/>
-        <w:numPr>
-          <w:ilvl w:val="0"/>
-          <w:numId w:val="1"/>
-        </w:numPr>
-      </w:pPr>
-      <w:r>
-        <w:rPr>
-          <w:b/>
-        </w:rPr>
-        <w:t xml:space="preserve">Built, measured and pruned the team's AI tooling </w:t>
+        <w:t xml:space="preserve">- core API CI ~12 to ~7 min (esbuild, cache-mounted installs, fail-fast), admin portal ~10 to ~6 min (April 2026), plus blocking Snyk gates (newer portals, both APIs) and keyless OIDC deploys on 4 repos.</w:t>
+      </w:r>
+    </w:p>
+    <w:p>
+      <w:pPr>
+        <w:pStyle w:val="ListParagraph"/>
+        <w:numPr>
+          <w:ilvl w:val="0"/>
+          <w:numId w:val="1"/>
+        </w:numPr>
+      </w:pPr>
+      <w:r>
+        <w:rPr>
+          <w:b/>
+        </w:rPr>
+        <w:t xml:space="preserve">Sole author of the observability/accountability layer </w:t>
+      </w:r>
+      <w:r>
+        <w:t xml:space="preserve">- provider-call capture (redacted on v2), tiered audit retention, account-to-IP anomaly view, takeover alert; a composite index cut the sessions view 102s to 2.4s (43x).</w:t>
+      </w:r>
+    </w:p>
+    <w:p>
+      <w:pPr>
+        <w:pStyle w:val="ListParagraph"/>
+        <w:numPr>
+          <w:ilvl w:val="0"/>
+          <w:numId w:val="1"/>
+        </w:numPr>
+      </w:pPr>
+      <w:r>
+        <w:rPr>
+          <w:b/>
+        </w:rPr>
+        <w:t xml:space="preserve">Built and pruned the team's AI tooling </w:t>
       </w:r>
       <w:r>
         <w:t xml:space="preserve">- kept a Claude PR reviewer in CI across the API and portal repos, shelved a Bedrock auto-remediation service after 12 of 13 runs failed, shipped a Bedrock knowledge-base agent (curated-first retrieval, flagged SQL fallback), and designed a ticket-to-PR pipeline with human gates, not yet live.</w:t>
@@ -264,25 +259,25 @@
         <w:t xml:space="preserve">Built a runtime feature-flag platform </w:t>
       </w:r>
       <w:r>
-        <w:t xml:space="preserve">- flags moved from build-time env vars to a MongoDB-backed runtime reader with change-stream SSE push and fail-open on outage, wired into 6 v1 tenants' admin consoles and 4 customer portals and enabled per tenant behind a gate, with a flag manifest and parity tests guarding tenants still on compile-time flags.</w:t>
-      </w:r>
-    </w:p>
-    <w:p>
-      <w:pPr>
-        <w:pStyle w:val="ListParagraph"/>
-        <w:numPr>
-          <w:ilvl w:val="0"/>
-          <w:numId w:val="1"/>
-        </w:numPr>
-      </w:pPr>
-      <w:r>
-        <w:rPr>
-          <w:b/>
-        </w:rPr>
-        <w:t xml:space="preserve">Own the reconciliation between systems of record </w:t>
-      </w:r>
-      <w:r>
-        <w:t xml:space="preserve">- a CCS/Invoice Cloud reconciler (scheduled Lambda: detection-only reconcile, guarded desync repair, per-tenant queries, pre-flight link checks, split-identity healing) that replaced the batch sync I switched off, plus a dry-run-default duplicate-login reconciler with a daily read-only prod sweep.</w:t>
+        <w:t xml:space="preserve">- MongoDB-backed reader replacing build-time env vars, wired into 6 v1 admin consoles and 4 portals, enabled per tenant.</w:t>
+      </w:r>
+    </w:p>
+    <w:p>
+      <w:pPr>
+        <w:pStyle w:val="ListParagraph"/>
+        <w:numPr>
+          <w:ilvl w:val="0"/>
+          <w:numId w:val="1"/>
+        </w:numPr>
+      </w:pPr>
+      <w:r>
+        <w:rPr>
+          <w:b/>
+        </w:rPr>
+        <w:t xml:space="preserve">Own the CCS/Invoice Cloud reconciler </w:t>
+      </w:r>
+      <w:r>
+        <w:t xml:space="preserve">- detection-only by default, guarded repair - that replaced the batch sync I switched off.</w:t>
       </w:r>
     </w:p>
     <w:p>
@@ -349,7 +344,7 @@
         <w:t xml:space="preserve">Serialized concurrent writes and killed data races: </w:t>
       </w:r>
       <w:r>
-        <w:t xml:space="preserve">wrapped rating upserts in a transaction behind a Postgres advisory lock (pg_advisory_xact_lock), fixed a duplicate-row race in a GraphQL sync resolver, blocked re-entrant AI generation calls, made optimistic cache creates idempotent by id, and reconciled stale polls that hid new rows.</w:t>
+        <w:t xml:space="preserve">wrapped rating upserts in a transaction behind a Postgres advisory lock (pg_advisory_xact_lock) and fixed a duplicate-row race in a GraphQL sync resolver.</w:t>
       </w:r>
     </w:p>
     <w:p>
@@ -367,19 +362,25 @@
         <w:t xml:space="preserve">Built the in-house observability layer: </w:t>
       </w:r>
       <w:r>
-        <w:t xml:space="preserve">an Apollo plugin emitting one structured obs_event per GraphQL operation to CloudWatch, an errClass fault/reject/noise scheme, staging and production dashboards, Beanstalk logs streamed to CloudWatch, Sentry hardened (tunnel, sourcemaps, gated replay) - then removed a dead-pipe New Relic billing ~$176/month.</w:t>
-      </w:r>
-    </w:p>
-    <w:p>
-      <w:pPr>
-        <w:pStyle w:val="ListParagraph"/>
-        <w:numPr>
-          <w:ilvl w:val="0"/>
-          <w:numId w:val="1"/>
-        </w:numPr>
-      </w:pPr>
-      <w:r>
-        <w:t xml:space="preserve">Contributed to real-time collaboration (GraphQL subscriptions), OpenAI-backed generation and platform security (OWASP/IDOR, JWT sessions); built AI Context Configuration - a per-strategy assistant response mode only a non-external strategy lead can choose - plus a Notion-backed assistant knowledge base and AI-endpoint hardening.</w:t>
+        <w:t xml:space="preserve">an Apollo plugin emitting one structured obs_event per GraphQL operation to CloudWatch, an errClass fault/reject/noise scheme, staging and production dashboards, Beanstalk logs streamed to CloudWatch, Sentry hardened (tunnel, sourcemaps, gated replay) - then removed New Relic.</w:t>
+      </w:r>
+    </w:p>
+    <w:p>
+      <w:pPr>
+        <w:pStyle w:val="ListParagraph"/>
+        <w:numPr>
+          <w:ilvl w:val="0"/>
+          <w:numId w:val="1"/>
+        </w:numPr>
+      </w:pPr>
+      <w:r>
+        <w:rPr>
+          <w:b/>
+        </w:rPr>
+        <w:t xml:space="preserve">Built AI Context Configuration </w:t>
+      </w:r>
+      <w:r>
+        <w:t xml:space="preserve">- a per-strategy assistant response mode only a non-external strategy lead can choose - plus a Notion-backed assistant knowledge base and AI-endpoint hardening; contributed to real-time collaboration (GraphQL subscriptions), OpenAI-backed generation and platform security (OWASP/IDOR, JWT sessions).</w:t>
       </w:r>
     </w:p>
     <w:p>
@@ -531,7 +532,7 @@
         <w:t xml:space="preserve">Cloud &amp; Infra: </w:t>
       </w:r>
       <w:r>
-        <w:t xml:space="preserve">AWS - ECS Fargate, CloudFront, Cognito, ElastiCache, KMS, Secrets Manager, WAFv2, SES, S3, Route 53, VPC, ALB, IAM, Elastic Beanstalk, Terraform, Docker, Linux</w:t>
+        <w:t xml:space="preserve">AWS - ECS Fargate, Lambda, CloudFront, Cognito, DynamoDB, EventBridge, ElastiCache, Secrets Manager, WAFv2, SES, S3, Route 53, VPC, ALB, IAM, Elastic Beanstalk, Terraform, Docker, Linux</w:t>
       </w:r>
     </w:p>
     <w:p>
@@ -575,7 +576,7 @@
         <w:t xml:space="preserve">Observability &amp; Security: </w:t>
       </w:r>
       <w:r>
-        <w:t xml:space="preserve">Datadog RUM/APM, CloudWatch, Sentry, Structured logging, Session Replay, OWASP/IDOR, JWT, OAuth 2.0, OIDC, IAM, WAFv2, Snyk, Pentest remediation</w:t>
+        <w:t xml:space="preserve">Datadog RUM/APM, CloudWatch, CloudWatch Synthetics, Sentry, Structured logging, Session Replay, OWASP/IDOR, JWT, OAuth 2.0, OIDC, IAM, WAFv2, Snyk, Pentest remediation</w:t>
       </w:r>
     </w:p>
     <w:p>
@@ -586,7 +587,7 @@
         <w:t xml:space="preserve">Frontend: </w:t>
       </w:r>
       <w:r>
-        <w:t xml:space="preserve">React, Redux, TypeScript, Styled Components, Tailwind, Next.js</w:t>
+        <w:t xml:space="preserve">React, Next.js, TypeScript, MUI, Styled Components, Tailwind, React Native (Expo), Accessibility (WCAG 2.1 AA)</w:t>
       </w:r>
     </w:p>
     <w:p>
@@ -597,7 +598,7 @@
         <w:t xml:space="preserve">Practices: </w:t>
       </w:r>
       <w:r>
-        <w:t xml:space="preserve">Platform Engineering, Infrastructure-as-Code, System Design &amp; Architecture, Security &amp; Compliance, Incident Response</w:t>
+        <w:t xml:space="preserve">Platform Engineering, Infrastructure-as-Code (IaC), System Design &amp; Architecture, Security &amp; Compliance, Incident Response</w:t>
       </w:r>
     </w:p>
     <w:p>

--- a/resume/resume.docx
+++ b/resume/resume.docx
@@ -15,7 +15,7 @@
         <w:rPr>
           <w:b/>
         </w:rPr>
-        <w:t xml:space="preserve">STAFF SOFTWARE ENGINEER, PLATFORM &amp; PRODUCT | AWS | TERRAFORM | TYPESCRIPT | AGENTIC TOOLING</w:t>
+        <w:t xml:space="preserve">STAFF SOFTWARE ENGINEER, PLATFORM &amp; PRODUCT | AWS | TERRAFORM | AGENTIC TOOLING</w:t>
       </w:r>
     </w:p>
     <w:p>

--- a/resume/resume.docx
+++ b/resume/resume.docx
@@ -21,6 +21,12 @@
     <w:p>
       <w:r>
         <w:t xml:space="preserve">Italy (Remote, CET)</w:t>
+      </w:r>
+      <w:r>
+        <w:t xml:space="preserve"> | </w:t>
+      </w:r>
+      <w:r>
+        <w:t xml:space="preserve">EU work authorization</w:t>
       </w:r>
       <w:r>
         <w:t xml:space="preserve"> | </w:t>
